--- a/luad-bioinformatics-project/bmc_genomics_v2_final/LUAD_PLK1_ERO1A_figures.docx
+++ b/luad-bioinformatics-project/bmc_genomics_v2_final/LUAD_PLK1_ERO1A_figures.docx
@@ -334,8 +334,185 @@
       <w:r>
         <w:drawing>
           <wp:inline xmlns:a="http://schemas.openxmlformats.org/drawingml/2006/main" xmlns:pic="http://schemas.openxmlformats.org/drawingml/2006/picture">
+            <wp:extent cx="5940000" cy="4505712"/>
+            <wp:docPr id="6" name="Picture 6"/>
+            <wp:cNvGraphicFramePr>
+              <a:graphicFrameLocks noChangeAspect="1"/>
+            </wp:cNvGraphicFramePr>
+            <a:graphic>
+              <a:graphicData uri="http://schemas.openxmlformats.org/drawingml/2006/picture">
+                <pic:pic>
+                  <pic:nvPicPr>
+                    <pic:cNvPr id="0" name="Figure6_singlecell.png"/>
+                    <pic:cNvPicPr/>
+                  </pic:nvPicPr>
+                  <pic:blipFill>
+                    <a:blip r:embed="rId14"/>
+                    <a:stretch>
+                      <a:fillRect/>
+                    </a:stretch>
+                  </pic:blipFill>
+                  <pic:spPr>
+                    <a:xfrm>
+                      <a:off x="0" y="0"/>
+                      <a:ext cx="5940000" cy="4505712"/>
+                    </a:xfrm>
+                    <a:prstGeom prst="rect"/>
+                  </pic:spPr>
+                </pic:pic>
+              </a:graphicData>
+            </a:graphic>
+          </wp:inline>
+        </w:drawing>
+      </w:r>
+    </w:p>
+    <w:p>
+      <w:r>
+        <w:rPr>
+          <w:b/>
+          <w:color w:val="0B0B0B"/>
+          <w:sz w:val="20"/>
+        </w:rPr>
+        <w:t>Figure 6. Single-cell (GSE131907, 208,506 cells): the programme is malignant-epithelial-specific.</w:t>
+      </w:r>
+    </w:p>
+    <w:p>
+      <w:r>
+        <w:rPr>
+          <w:color w:val="52514E"/>
+          <w:sz w:val="19"/>
+        </w:rPr>
+        <w:t xml:space="preserve"> (a) Programme-gene expression across annotated cell types (dot size = percent expressing, colour = mean expression). (b) Malignant (tumour-origin) versus normal epithelial differential expression; all nine genes are significantly enriched in malignant cells (each P&lt;1e-20). (c) Programme score peaks in malignant and tumour-transitional epithelial states versus normal epithelium. (d) Programme and PLK1 correlate with proliferation (MKI67) across epithelial cells.</w:t>
+      </w:r>
+    </w:p>
+    <w:p/>
+    <w:p>
+      <w:pPr>
+        <w:jc w:val="center"/>
+      </w:pPr>
+      <w:r>
+        <w:drawing>
+          <wp:inline xmlns:a="http://schemas.openxmlformats.org/drawingml/2006/main" xmlns:pic="http://schemas.openxmlformats.org/drawingml/2006/picture">
+            <wp:extent cx="5940000" cy="2670698"/>
+            <wp:docPr id="7" name="Picture 7"/>
+            <wp:cNvGraphicFramePr>
+              <a:graphicFrameLocks noChangeAspect="1"/>
+            </wp:cNvGraphicFramePr>
+            <a:graphic>
+              <a:graphicData uri="http://schemas.openxmlformats.org/drawingml/2006/picture">
+                <pic:pic>
+                  <pic:nvPicPr>
+                    <pic:cNvPr id="0" name="Figure7_spatial_deconv.png"/>
+                    <pic:cNvPicPr/>
+                  </pic:nvPicPr>
+                  <pic:blipFill>
+                    <a:blip r:embed="rId15"/>
+                    <a:stretch>
+                      <a:fillRect/>
+                    </a:stretch>
+                  </pic:blipFill>
+                  <pic:spPr>
+                    <a:xfrm>
+                      <a:off x="0" y="0"/>
+                      <a:ext cx="5940000" cy="2670698"/>
+                    </a:xfrm>
+                    <a:prstGeom prst="rect"/>
+                  </pic:spPr>
+                </pic:pic>
+              </a:graphicData>
+            </a:graphic>
+          </wp:inline>
+        </w:drawing>
+      </w:r>
+    </w:p>
+    <w:p>
+      <w:r>
+        <w:rPr>
+          <w:b/>
+          <w:color w:val="0B0B0B"/>
+          <w:sz w:val="20"/>
+        </w:rPr>
+        <w:t>Figure 7. Reference-based Visium deconvolution using the GSE131907 single-cell reference (22 sections).</w:t>
+      </w:r>
+    </w:p>
+    <w:p>
+      <w:r>
+        <w:rPr>
+          <w:color w:val="52514E"/>
+          <w:sz w:val="19"/>
+        </w:rPr>
+        <w:t xml:space="preserve"> (a) Spearman correlation between programme score and inferred cell-type abundance across ~53,000 spots; the programme co-localises most strongly with the epithelial compartment and negatively with mast/endothelial cells. (b) Per-section programme-versus-epithelial correlation is positive in 22/22 sections (tumour sections darker), mean rho 0.21.</w:t>
+      </w:r>
+    </w:p>
+    <w:p/>
+    <w:p>
+      <w:pPr>
+        <w:jc w:val="center"/>
+      </w:pPr>
+      <w:r>
+        <w:drawing>
+          <wp:inline xmlns:a="http://schemas.openxmlformats.org/drawingml/2006/main" xmlns:pic="http://schemas.openxmlformats.org/drawingml/2006/picture">
+            <wp:extent cx="5940000" cy="2927211"/>
+            <wp:docPr id="8" name="Picture 8"/>
+            <wp:cNvGraphicFramePr>
+              <a:graphicFrameLocks noChangeAspect="1"/>
+            </wp:cNvGraphicFramePr>
+            <a:graphic>
+              <a:graphicData uri="http://schemas.openxmlformats.org/drawingml/2006/picture">
+                <pic:pic>
+                  <pic:nvPicPr>
+                    <pic:cNvPr id="0" name="Figure8_nomogram.png"/>
+                    <pic:cNvPicPr/>
+                  </pic:nvPicPr>
+                  <pic:blipFill>
+                    <a:blip r:embed="rId16"/>
+                    <a:stretch>
+                      <a:fillRect/>
+                    </a:stretch>
+                  </pic:blipFill>
+                  <pic:spPr>
+                    <a:xfrm>
+                      <a:off x="0" y="0"/>
+                      <a:ext cx="5940000" cy="2927211"/>
+                    </a:xfrm>
+                    <a:prstGeom prst="rect"/>
+                  </pic:spPr>
+                </pic:pic>
+              </a:graphicData>
+            </a:graphic>
+          </wp:inline>
+        </w:drawing>
+      </w:r>
+    </w:p>
+    <w:p>
+      <w:r>
+        <w:rPr>
+          <w:b/>
+          <w:color w:val="0B0B0B"/>
+          <w:sz w:val="20"/>
+        </w:rPr>
+        <w:t>Figure 8. Clinical utility: a risk-score + clinical nomogram (TCGA-LUAD, n=557).</w:t>
+      </w:r>
+    </w:p>
+    <w:p>
+      <w:r>
+        <w:rPr>
+          <w:color w:val="52514E"/>
+          <w:sz w:val="19"/>
+        </w:rPr>
+        <w:t xml:space="preserve"> (a) Harrell C-index for the gene score alone versus the score-plus-clinical nomogram (all TCGA and held-out test); the nomogram clears 0.70. (b) Time-dependent AUC at 1/3/5 years for the nomogram versus the gene score. (c) Three-year calibration across risk tertiles (predicted versus observed event rate).</w:t>
+      </w:r>
+    </w:p>
+    <w:p/>
+    <w:p>
+      <w:pPr>
+        <w:jc w:val="center"/>
+      </w:pPr>
+      <w:r>
+        <w:drawing>
+          <wp:inline xmlns:a="http://schemas.openxmlformats.org/drawingml/2006/main" xmlns:pic="http://schemas.openxmlformats.org/drawingml/2006/picture">
             <wp:extent cx="5940000" cy="2202452"/>
-            <wp:docPr id="6" name="Picture 6"/>
+            <wp:docPr id="9" name="Picture 9"/>
             <wp:cNvGraphicFramePr>
               <a:graphicFrameLocks noChangeAspect="1"/>
             </wp:cNvGraphicFramePr>
@@ -347,7 +524,7 @@
                     <pic:cNvPicPr/>
                   </pic:nvPicPr>
                   <pic:blipFill>
-                    <a:blip r:embed="rId14"/>
+                    <a:blip r:embed="rId17"/>
                     <a:stretch>
                       <a:fillRect/>
                     </a:stretch>
@@ -394,7 +571,7 @@
         <w:drawing>
           <wp:inline xmlns:a="http://schemas.openxmlformats.org/drawingml/2006/main" xmlns:pic="http://schemas.openxmlformats.org/drawingml/2006/picture">
             <wp:extent cx="5940000" cy="2572702"/>
-            <wp:docPr id="7" name="Picture 7"/>
+            <wp:docPr id="10" name="Picture 10"/>
             <wp:cNvGraphicFramePr>
               <a:graphicFrameLocks noChangeAspect="1"/>
             </wp:cNvGraphicFramePr>
@@ -406,7 +583,7 @@
                     <pic:cNvPicPr/>
                   </pic:nvPicPr>
                   <pic:blipFill>
-                    <a:blip r:embed="rId15"/>
+                    <a:blip r:embed="rId18"/>
                     <a:stretch>
                       <a:fillRect/>
                     </a:stretch>

--- a/luad-bioinformatics-project/bmc_genomics_v2_final/LUAD_PLK1_ERO1A_figures.docx
+++ b/luad-bioinformatics-project/bmc_genomics_v2_final/LUAD_PLK1_ERO1A_figures.docx
@@ -334,7 +334,7 @@
       <w:r>
         <w:drawing>
           <wp:inline xmlns:a="http://schemas.openxmlformats.org/drawingml/2006/main" xmlns:pic="http://schemas.openxmlformats.org/drawingml/2006/picture">
-            <wp:extent cx="5940000" cy="4505712"/>
+            <wp:extent cx="5940000" cy="4159892"/>
             <wp:docPr id="6" name="Picture 6"/>
             <wp:cNvGraphicFramePr>
               <a:graphicFrameLocks noChangeAspect="1"/>
@@ -355,7 +355,7 @@
                   <pic:spPr>
                     <a:xfrm>
                       <a:off x="0" y="0"/>
-                      <a:ext cx="5940000" cy="4505712"/>
+                      <a:ext cx="5940000" cy="4159892"/>
                     </a:xfrm>
                     <a:prstGeom prst="rect"/>
                   </pic:spPr>
@@ -373,7 +373,7 @@
           <w:color w:val="0B0B0B"/>
           <w:sz w:val="20"/>
         </w:rPr>
-        <w:t>Figure 6. Single-cell (GSE131907, 208,506 cells): the programme is malignant-epithelial-specific.</w:t>
+        <w:t>Figure 6. Single-cell (GSE131907, 208,506 cells): the programme is enriched in malignant/tumour-derived epithelium.</w:t>
       </w:r>
     </w:p>
     <w:p>
@@ -382,7 +382,7 @@
           <w:color w:val="52514E"/>
           <w:sz w:val="19"/>
         </w:rPr>
-        <w:t xml:space="preserve"> (a) Programme-gene expression across annotated cell types (dot size = percent expressing, colour = mean expression). (b) Malignant (tumour-origin) versus normal epithelial differential expression; all nine genes are significantly enriched in malignant cells (each P&lt;1e-20). (c) Programme score peaks in malignant and tumour-transitional epithelial states versus normal epithelium. (d) Programme and PLK1 correlate with proliferation (MKI67) across epithelial cells.</w:t>
+        <w:t xml:space="preserve"> (a) Programme-gene expression across annotated cell types (dot size = percent expressing, colour = mean expression). (b) Malignant (tumour-origin) versus normal epithelial differential expression; all nine genes are enriched at the sample level (36 tumour-origin vs 11 normal-lung samples, FDR&lt;0.05), avoiding cell-level pseudoreplication. (c) Programme score peaks in malignant and tumour-transitional epithelial states versus normal epithelium. (d) Programme and PLK1 correlate with proliferation (MKI67) across epithelial cells.</w:t>
       </w:r>
     </w:p>
     <w:p/>
@@ -393,7 +393,7 @@
       <w:r>
         <w:drawing>
           <wp:inline xmlns:a="http://schemas.openxmlformats.org/drawingml/2006/main" xmlns:pic="http://schemas.openxmlformats.org/drawingml/2006/picture">
-            <wp:extent cx="5940000" cy="2670698"/>
+            <wp:extent cx="5940000" cy="2199267"/>
             <wp:docPr id="7" name="Picture 7"/>
             <wp:cNvGraphicFramePr>
               <a:graphicFrameLocks noChangeAspect="1"/>
@@ -414,7 +414,7 @@
                   <pic:spPr>
                     <a:xfrm>
                       <a:off x="0" y="0"/>
-                      <a:ext cx="5940000" cy="2670698"/>
+                      <a:ext cx="5940000" cy="2199267"/>
                     </a:xfrm>
                     <a:prstGeom prst="rect"/>
                   </pic:spPr>
@@ -432,7 +432,7 @@
           <w:color w:val="0B0B0B"/>
           <w:sz w:val="20"/>
         </w:rPr>
-        <w:t>Figure 7. Reference-based Visium deconvolution using the GSE131907 single-cell reference (22 sections).</w:t>
+        <w:t>Figure 7. Reference-based Visium deconvolution (programme genes excluded from the signature; 22 sections, five patients).</w:t>
       </w:r>
     </w:p>
     <w:p>
@@ -441,7 +441,7 @@
           <w:color w:val="52514E"/>
           <w:sz w:val="19"/>
         </w:rPr>
-        <w:t xml:space="preserve"> (a) Spearman correlation between programme score and inferred cell-type abundance across ~53,000 spots; the programme co-localises most strongly with the epithelial compartment and negatively with mast/endothelial cells. (b) Per-section programme-versus-epithelial correlation is positive in 22/22 sections (tumour sections darker), mean rho 0.21.</w:t>
+        <w:t xml:space="preserve"> (a) Spearman correlation between programme score and inferred cell-type abundance across ~53,000 spots; the programme co-localises with the epithelial compartment and negatively with mast/endothelial cells. (b) With programme genes excluded from the signature, the programme-versus-epithelial correlation is positive in 21/22 sections and 5/5 patients; the patient-level test is under-powered (n=5).</w:t>
       </w:r>
     </w:p>
     <w:p/>
@@ -452,7 +452,7 @@
       <w:r>
         <w:drawing>
           <wp:inline xmlns:a="http://schemas.openxmlformats.org/drawingml/2006/main" xmlns:pic="http://schemas.openxmlformats.org/drawingml/2006/picture">
-            <wp:extent cx="5940000" cy="2927211"/>
+            <wp:extent cx="5940000" cy="2150912"/>
             <wp:docPr id="8" name="Picture 8"/>
             <wp:cNvGraphicFramePr>
               <a:graphicFrameLocks noChangeAspect="1"/>
@@ -473,7 +473,7 @@
                   <pic:spPr>
                     <a:xfrm>
                       <a:off x="0" y="0"/>
-                      <a:ext cx="5940000" cy="2927211"/>
+                      <a:ext cx="5940000" cy="2150912"/>
                     </a:xfrm>
                     <a:prstGeom prst="rect"/>
                   </pic:spPr>
@@ -491,7 +491,7 @@
           <w:color w:val="0B0B0B"/>
           <w:sz w:val="20"/>
         </w:rPr>
-        <w:t>Figure 8. Clinical utility: a risk-score + clinical nomogram (TCGA-LUAD, n=557).</w:t>
+        <w:t>Figure 8. Incremental prognostic assessment (TCGA-LUAD; train-fit, test-evaluated).</w:t>
       </w:r>
     </w:p>
     <w:p>
@@ -500,7 +500,7 @@
           <w:color w:val="52514E"/>
           <w:sz w:val="19"/>
         </w:rPr>
-        <w:t xml:space="preserve"> (a) Harrell C-index for the gene score alone versus the score-plus-clinical nomogram (all TCGA and held-out test); the nomogram clears 0.70. (b) Time-dependent AUC at 1/3/5 years for the nomogram versus the gene score. (c) Three-year calibration across risk tertiles (predicted versus observed event rate).</w:t>
+        <w:t xml:space="preserve"> (a) Harrell C-index for the gene score alone versus the score-plus-clinical nomogram (all TCGA and held-out test); the score is independent (LR p&lt;1e-8) but adds no discrimination over clinical staging (clinical 0.72, gene 0.64, combined 0.73). (b) Incremental delta-C-index over the clinical model is +0.006 (95% CI crosses 0). (c) Three-year calibration over-predicts risk.</w:t>
       </w:r>
     </w:p>
     <w:p/>

--- a/luad-bioinformatics-project/bmc_genomics_v2_final/LUAD_PLK1_ERO1A_figures.docx
+++ b/luad-bioinformatics-project/bmc_genomics_v2_final/LUAD_PLK1_ERO1A_figures.docx
@@ -98,7 +98,7 @@
       <w:r>
         <w:drawing>
           <wp:inline xmlns:a="http://schemas.openxmlformats.org/drawingml/2006/main" xmlns:pic="http://schemas.openxmlformats.org/drawingml/2006/picture">
-            <wp:extent cx="5940000" cy="4323852"/>
+            <wp:extent cx="5940000" cy="2784439"/>
             <wp:docPr id="2" name="Picture 2"/>
             <wp:cNvGraphicFramePr>
               <a:graphicFrameLocks noChangeAspect="1"/>
@@ -119,7 +119,7 @@
                   <pic:spPr>
                     <a:xfrm>
                       <a:off x="0" y="0"/>
-                      <a:ext cx="5940000" cy="4323852"/>
+                      <a:ext cx="5940000" cy="2784439"/>
                     </a:xfrm>
                     <a:prstGeom prst="rect"/>
                   </pic:spPr>
@@ -334,7 +334,7 @@
       <w:r>
         <w:drawing>
           <wp:inline xmlns:a="http://schemas.openxmlformats.org/drawingml/2006/main" xmlns:pic="http://schemas.openxmlformats.org/drawingml/2006/picture">
-            <wp:extent cx="5940000" cy="4159892"/>
+            <wp:extent cx="5940000" cy="3742711"/>
             <wp:docPr id="6" name="Picture 6"/>
             <wp:cNvGraphicFramePr>
               <a:graphicFrameLocks noChangeAspect="1"/>
@@ -355,7 +355,7 @@
                   <pic:spPr>
                     <a:xfrm>
                       <a:off x="0" y="0"/>
-                      <a:ext cx="5940000" cy="4159892"/>
+                      <a:ext cx="5940000" cy="3742711"/>
                     </a:xfrm>
                     <a:prstGeom prst="rect"/>
                   </pic:spPr>
@@ -373,7 +373,7 @@
           <w:color w:val="0B0B0B"/>
           <w:sz w:val="20"/>
         </w:rPr>
-        <w:t>Figure 6. Single-cell (GSE131907, 208,506 cells): the programme is enriched in malignant/tumour-derived epithelium.</w:t>
+        <w:t>Figure 6. Single-cell (GSE131907): patient-level enrichment of the signature in malignant/tumour-derived epithelium.</w:t>
       </w:r>
     </w:p>
     <w:p>
@@ -382,7 +382,7 @@
           <w:color w:val="52514E"/>
           <w:sz w:val="19"/>
         </w:rPr>
-        <w:t xml:space="preserve"> (a) Programme-gene expression across annotated cell types (dot size = percent expressing, colour = mean expression). (b) Malignant (tumour-origin) versus normal epithelial differential expression; all nine genes are enriched at the sample level (36 tumour-origin vs 11 normal-lung samples, FDR&lt;0.05), avoiding cell-level pseudoreplication. (c) Programme score peaks in malignant and tumour-transitional epithelial states versus normal epithelium. (d) Programme and PLK1 correlate with proliferation (MKI67) across epithelial cells.</w:t>
+        <w:t xml:space="preserve"> (a) Programme-gene expression across annotated cell types (dot size = percent expressing, colour = mean expression). (b) Malignant (tumour-origin) versus normal epithelial differential expression; 7 of 9 genes are enriched at the patient level (paired Wilcoxon across 10 patients with matched normal and tumour epithelium, FDR&lt;0.05). (c) Programme score peaks in malignant and tumour-transitional epithelial states versus normal epithelium. (d) Programme and PLK1 correlate with proliferation (MKI67) across epithelial cells.</w:t>
       </w:r>
     </w:p>
     <w:p/>
